--- a/public/template/PHULUCCONGTY.docx
+++ b/public/template/PHULUCCONGTY.docx
@@ -1141,143 +1141,7 @@
           <w:sz w:val="22"/>
           <w:szCs w:val="22"/>
         </w:rPr>
-        <w:t>Kh</w:t>
-      </w:r>
-      <w:r>
-        <w:rPr>
-          <w:rFonts w:ascii="Hyundai Sans Text" w:hAnsi="Hyundai Sans Text" w:cs="Cambria"/>
-          <w:sz w:val="22"/>
-          <w:szCs w:val="22"/>
-        </w:rPr>
-        <w:t>ó</w:t>
-      </w:r>
-      <w:r>
-        <w:rPr>
-          <w:rFonts w:ascii="Hyundai Sans Text" w:hAnsi="Hyundai Sans Text" w:cs="Sana"/>
-          <w:sz w:val="22"/>
-          <w:szCs w:val="22"/>
-        </w:rPr>
-        <w:t>m Trung Th</w:t>
-      </w:r>
-      <w:r>
-        <w:rPr>
-          <w:rFonts w:ascii="Hyundai Sans Text" w:hAnsi="Hyundai Sans Text" w:cs="Cambria"/>
-          <w:sz w:val="22"/>
-          <w:szCs w:val="22"/>
-        </w:rPr>
-        <w:t>ạ</w:t>
-      </w:r>
-      <w:r>
-        <w:rPr>
-          <w:rFonts w:ascii="Hyundai Sans Text" w:hAnsi="Hyundai Sans Text" w:cs="Sana"/>
-          <w:sz w:val="22"/>
-          <w:szCs w:val="22"/>
-        </w:rPr>
-        <w:t>nh</w:t>
-      </w:r>
-      <w:r>
-        <w:rPr>
-          <w:rFonts w:ascii="Hyundai Sans Text" w:hAnsi="Hyundai Sans Text" w:cs="Sana"/>
-          <w:sz w:val="22"/>
-          <w:szCs w:val="22"/>
-        </w:rPr>
-        <w:t>, P</w:t>
-      </w:r>
-      <w:r>
-        <w:rPr>
-          <w:rFonts w:ascii="Hyundai Sans Text" w:hAnsi="Hyundai Sans Text" w:cs="Sana"/>
-          <w:sz w:val="22"/>
-          <w:szCs w:val="22"/>
-        </w:rPr>
-        <w:t>h</w:t>
-      </w:r>
-      <w:r>
-        <w:rPr>
-          <w:rFonts w:ascii="Hyundai Sans Text" w:hAnsi="Hyundai Sans Text" w:cs="Cambria"/>
-          <w:sz w:val="22"/>
-          <w:szCs w:val="22"/>
-        </w:rPr>
-        <w:t>ườ</w:t>
-      </w:r>
-      <w:r>
-        <w:rPr>
-          <w:rFonts w:ascii="Hyundai Sans Text" w:hAnsi="Hyundai Sans Text" w:cs="Sana"/>
-          <w:sz w:val="22"/>
-          <w:szCs w:val="22"/>
-        </w:rPr>
-        <w:t>ng M</w:t>
-      </w:r>
-      <w:r>
-        <w:rPr>
-          <w:rFonts w:ascii="Hyundai Sans Text" w:hAnsi="Hyundai Sans Text" w:cs="Cambria"/>
-          <w:sz w:val="22"/>
-          <w:szCs w:val="22"/>
-        </w:rPr>
-        <w:t>ỹ</w:t>
-      </w:r>
-      <w:r>
-        <w:rPr>
-          <w:rFonts w:ascii="Hyundai Sans Text" w:hAnsi="Hyundai Sans Text" w:cs="Sana"/>
-          <w:sz w:val="22"/>
-          <w:szCs w:val="22"/>
-        </w:rPr>
-        <w:t xml:space="preserve"> Th</w:t>
-      </w:r>
-      <w:r>
-        <w:rPr>
-          <w:rFonts w:ascii="Hyundai Sans Text" w:hAnsi="Hyundai Sans Text" w:cs="Cambria"/>
-          <w:sz w:val="22"/>
-          <w:szCs w:val="22"/>
-        </w:rPr>
-        <w:t>ớ</w:t>
-      </w:r>
-      <w:r>
-        <w:rPr>
-          <w:rFonts w:ascii="Hyundai Sans Text" w:hAnsi="Hyundai Sans Text" w:cs="Sana"/>
-          <w:sz w:val="22"/>
-          <w:szCs w:val="22"/>
-        </w:rPr>
-        <w:t>i</w:t>
-      </w:r>
-      <w:r>
-        <w:rPr>
-          <w:rFonts w:ascii="Hyundai Sans Text" w:hAnsi="Hyundai Sans Text" w:cs="Sana"/>
-          <w:sz w:val="22"/>
-          <w:szCs w:val="22"/>
-        </w:rPr>
-        <w:t>,</w:t>
-      </w:r>
-      <w:r>
-        <w:rPr>
-          <w:rFonts w:ascii="Hyundai Sans Text" w:hAnsi="Hyundai Sans Text" w:cs="Sana"/>
-          <w:sz w:val="22"/>
-          <w:szCs w:val="22"/>
-        </w:rPr>
-        <w:t xml:space="preserve"> T</w:t>
-      </w:r>
-      <w:r>
-        <w:rPr>
-          <w:rFonts w:ascii="Hyundai Sans Text" w:hAnsi="Hyundai Sans Text" w:cs="Cambria"/>
-          <w:sz w:val="22"/>
-          <w:szCs w:val="22"/>
-        </w:rPr>
-        <w:t>ỉ</w:t>
-      </w:r>
-      <w:r>
-        <w:rPr>
-          <w:rFonts w:ascii="Hyundai Sans Text" w:hAnsi="Hyundai Sans Text" w:cs="Sana"/>
-          <w:sz w:val="22"/>
-          <w:szCs w:val="22"/>
-        </w:rPr>
-        <w:t xml:space="preserve">nh </w:t>
-      </w:r>
-      <w:r>
-        <w:rPr>
-          <w:rFonts w:ascii="Hyundai Sans Text" w:hAnsi="Hyundai Sans Text" w:cs="Sana"/>
-          <w:sz w:val="22"/>
-          <w:szCs w:val="22"/>
-        </w:rPr>
-        <w:t>An Giang</w:t>
+        <w:t>19/6C, Trần Hưng Đạo, Phường Long Xuyên, Tỉnh An Giang</w:t>
       </w:r>
     </w:p>
     <w:p>
